--- a/Dashboard/Docgen/範例產出_確認單.docx
+++ b/Dashboard/Docgen/範例產出_確認單.docx
@@ -27,14 +27,14 @@
           <w:rFonts w:ascii="微軟正黑體" w:eastAsia="微軟正黑體" w:hAnsi="微軟正黑體"/>
           <w:sz w:val="20"/>
           <w:szCs w:val="20"/>
-          <w:color w:val="808080"/>
+          <w:color w:val="2E74B5"/>
         </w:rPr>
         <w:t xml:space="preserve">派工執行</w:t>
       </w:r>
     </w:p>
     <w:tbl>
       <w:tblPr>
-        <w:tblW w:w="10460" w:type="dxa"/>
+        <w:tblW w:w="10470" w:type="dxa"/>
         <w:tblBorders>
           <w:top w:val="single" w:sz="6" w:space="0" w:color="000000"/>
           <w:left w:val="single" w:sz="6" w:space="0" w:color="000000"/>
@@ -46,20 +46,23 @@
         <w:tblLayout w:type="fixed"/>
       </w:tblPr>
       <w:tblGrid>
-        <w:gridCol w:w="1500"/>
-        <w:gridCol w:w="3730"/>
-        <w:gridCol w:w="1500"/>
-        <w:gridCol w:w="3730"/>
+        <w:gridCol w:w="1560"/>
+        <w:gridCol w:w="1930"/>
+        <w:gridCol w:w="1560"/>
+        <w:gridCol w:w="1930"/>
+        <w:gridCol w:w="1560"/>
+        <w:gridCol w:w="1930"/>
       </w:tblGrid>
       <w:tr>
         <w:tc>
           <w:tcPr>
-            <w:tcW w:w="1500" w:type="dxa"/>
+            <w:tcW w:w="1560" w:type="dxa"/>
             <w:shd w:val="clear" w:color="auto" w:fill="EFEFEF"/>
             <w:vAlign w:val="center"/>
           </w:tcPr>
           <w:p>
             <w:pPr>
+              <w:jc w:val="center"/>
               <w:spacing w:after="60" w:line="276" w:lineRule="auto"/>
             </w:pPr>
             <w:r>
@@ -75,7 +78,8 @@
         </w:tc>
         <w:tc>
           <w:tcPr>
-            <w:tcW w:w="3730" w:type="dxa"/>
+            <w:tcW w:w="1930" w:type="dxa"/>
+            <w:gridSpan w:val="3"/>
             <w:vAlign w:val="center"/>
           </w:tcPr>
           <w:p>
@@ -94,12 +98,13 @@
         </w:tc>
         <w:tc>
           <w:tcPr>
-            <w:tcW w:w="1500" w:type="dxa"/>
+            <w:tcW w:w="1560" w:type="dxa"/>
             <w:shd w:val="clear" w:color="auto" w:fill="EFEFEF"/>
             <w:vAlign w:val="center"/>
           </w:tcPr>
           <w:p>
             <w:pPr>
+              <w:jc w:val="center"/>
               <w:spacing w:after="60" w:line="276" w:lineRule="auto"/>
             </w:pPr>
             <w:r>
@@ -115,7 +120,7 @@
         </w:tc>
         <w:tc>
           <w:tcPr>
-            <w:tcW w:w="3730" w:type="dxa"/>
+            <w:tcW w:w="1930" w:type="dxa"/>
             <w:vAlign w:val="center"/>
           </w:tcPr>
           <w:p>
@@ -136,12 +141,13 @@
       <w:tr>
         <w:tc>
           <w:tcPr>
-            <w:tcW w:w="1500" w:type="dxa"/>
+            <w:tcW w:w="1560" w:type="dxa"/>
             <w:shd w:val="clear" w:color="auto" w:fill="EFEFEF"/>
             <w:vAlign w:val="center"/>
           </w:tcPr>
           <w:p>
             <w:pPr>
+              <w:jc w:val="center"/>
               <w:spacing w:after="60" w:line="276" w:lineRule="auto"/>
             </w:pPr>
             <w:r>
@@ -151,13 +157,95 @@
                 <w:sz w:val="20"/>
                 <w:szCs w:val="20"/>
               </w:rPr>
+              <w:t xml:space="preserve">機器廠牌</w:t>
+            </w:r>
+          </w:p>
+        </w:tc>
+        <w:tc>
+          <w:tcPr>
+            <w:tcW w:w="1930" w:type="dxa"/>
+            <w:vAlign w:val="center"/>
+          </w:tcPr>
+          <w:p>
+            <w:pPr>
+              <w:spacing w:after="60" w:line="276" w:lineRule="auto"/>
+            </w:pPr>
+            <w:r>
+              <w:rPr>
+                <w:rFonts w:ascii="微軟正黑體" w:eastAsia="微軟正黑體" w:hAnsi="微軟正黑體"/>
+                <w:sz w:val="20"/>
+                <w:szCs w:val="20"/>
+              </w:rPr>
+              <w:t xml:space="preserve">Formlabs</w:t>
+            </w:r>
+          </w:p>
+        </w:tc>
+        <w:tc>
+          <w:tcPr>
+            <w:tcW w:w="1560" w:type="dxa"/>
+            <w:shd w:val="clear" w:color="auto" w:fill="EFEFEF"/>
+            <w:vAlign w:val="center"/>
+          </w:tcPr>
+          <w:p>
+            <w:pPr>
+              <w:jc w:val="center"/>
+              <w:spacing w:after="60" w:line="276" w:lineRule="auto"/>
+            </w:pPr>
+            <w:r>
+              <w:rPr>
+                <w:rFonts w:ascii="微軟正黑體" w:eastAsia="微軟正黑體" w:hAnsi="微軟正黑體"/>
+                <w:b/>
+                <w:sz w:val="20"/>
+                <w:szCs w:val="20"/>
+              </w:rPr>
+              <w:t xml:space="preserve">列印時間</w:t>
+            </w:r>
+          </w:p>
+        </w:tc>
+        <w:tc>
+          <w:tcPr>
+            <w:tcW w:w="1930" w:type="dxa"/>
+            <w:vAlign w:val="center"/>
+          </w:tcPr>
+          <w:p>
+            <w:pPr>
+              <w:spacing w:after="60" w:line="276" w:lineRule="auto"/>
+            </w:pPr>
+            <w:r>
+              <w:rPr>
+                <w:rFonts w:ascii="微軟正黑體" w:eastAsia="微軟正黑體" w:hAnsi="微軟正黑體"/>
+                <w:sz w:val="20"/>
+                <w:szCs w:val="20"/>
+              </w:rPr>
+              <w:t xml:space="preserve">5h 30m</w:t>
+            </w:r>
+          </w:p>
+        </w:tc>
+        <w:tc>
+          <w:tcPr>
+            <w:tcW w:w="1560" w:type="dxa"/>
+            <w:shd w:val="clear" w:color="auto" w:fill="EFEFEF"/>
+            <w:vAlign w:val="center"/>
+          </w:tcPr>
+          <w:p>
+            <w:pPr>
+              <w:jc w:val="center"/>
+              <w:spacing w:after="60" w:line="276" w:lineRule="auto"/>
+            </w:pPr>
+            <w:r>
+              <w:rPr>
+                <w:rFonts w:ascii="微軟正黑體" w:eastAsia="微軟正黑體" w:hAnsi="微軟正黑體"/>
+                <w:b/>
+                <w:sz w:val="20"/>
+                <w:szCs w:val="20"/>
+              </w:rPr>
               <w:t xml:space="preserve">EasyFlow申請日期</w:t>
             </w:r>
           </w:p>
         </w:tc>
         <w:tc>
           <w:tcPr>
-            <w:tcW w:w="3730" w:type="dxa"/>
+            <w:tcW w:w="1930" w:type="dxa"/>
             <w:vAlign w:val="center"/>
           </w:tcPr>
           <w:p>
@@ -171,46 +259,6 @@
                 <w:szCs w:val="20"/>
               </w:rPr>
               <w:t xml:space="preserve">2026/07/10</w:t>
-            </w:r>
-          </w:p>
-        </w:tc>
-        <w:tc>
-          <w:tcPr>
-            <w:tcW w:w="1500" w:type="dxa"/>
-            <w:shd w:val="clear" w:color="auto" w:fill="EFEFEF"/>
-            <w:vAlign w:val="center"/>
-          </w:tcPr>
-          <w:p>
-            <w:pPr>
-              <w:spacing w:after="60" w:line="276" w:lineRule="auto"/>
-            </w:pPr>
-            <w:r>
-              <w:rPr>
-                <w:rFonts w:ascii="微軟正黑體" w:eastAsia="微軟正黑體" w:hAnsi="微軟正黑體"/>
-                <w:b/>
-                <w:sz w:val="20"/>
-                <w:szCs w:val="20"/>
-              </w:rPr>
-              <w:t xml:space="preserve">機器廠牌</w:t>
-            </w:r>
-          </w:p>
-        </w:tc>
-        <w:tc>
-          <w:tcPr>
-            <w:tcW w:w="3730" w:type="dxa"/>
-            <w:vAlign w:val="center"/>
-          </w:tcPr>
-          <w:p>
-            <w:pPr>
-              <w:spacing w:after="60" w:line="276" w:lineRule="auto"/>
-            </w:pPr>
-            <w:r>
-              <w:rPr>
-                <w:rFonts w:ascii="微軟正黑體" w:eastAsia="微軟正黑體" w:hAnsi="微軟正黑體"/>
-                <w:sz w:val="20"/>
-                <w:szCs w:val="20"/>
-              </w:rPr>
-              <w:t xml:space="preserve">Formlabs</w:t>
             </w:r>
           </w:p>
         </w:tc>
@@ -218,12 +266,13 @@
       <w:tr>
         <w:tc>
           <w:tcPr>
-            <w:tcW w:w="1500" w:type="dxa"/>
+            <w:tcW w:w="1560" w:type="dxa"/>
             <w:shd w:val="clear" w:color="auto" w:fill="EFEFEF"/>
             <w:vAlign w:val="center"/>
           </w:tcPr>
           <w:p>
             <w:pPr>
+              <w:jc w:val="center"/>
               <w:spacing w:after="60" w:line="276" w:lineRule="auto"/>
             </w:pPr>
             <w:r>
@@ -239,7 +288,7 @@
         </w:tc>
         <w:tc>
           <w:tcPr>
-            <w:tcW w:w="3730" w:type="dxa"/>
+            <w:tcW w:w="1930" w:type="dxa"/>
             <w:vAlign w:val="center"/>
           </w:tcPr>
           <w:p>
@@ -258,12 +307,13 @@
         </w:tc>
         <w:tc>
           <w:tcPr>
-            <w:tcW w:w="1500" w:type="dxa"/>
+            <w:tcW w:w="1560" w:type="dxa"/>
             <w:shd w:val="clear" w:color="auto" w:fill="EFEFEF"/>
             <w:vAlign w:val="center"/>
           </w:tcPr>
           <w:p>
             <w:pPr>
+              <w:jc w:val="center"/>
               <w:spacing w:after="60" w:line="276" w:lineRule="auto"/>
             </w:pPr>
             <w:r>
@@ -273,26 +323,67 @@
                 <w:sz w:val="20"/>
                 <w:szCs w:val="20"/>
               </w:rPr>
-              <w:t xml:space="preserve">執行類別</w:t>
-            </w:r>
-          </w:p>
-        </w:tc>
-        <w:tc>
-          <w:tcPr>
-            <w:tcW w:w="3730" w:type="dxa"/>
-            <w:vAlign w:val="center"/>
-          </w:tcPr>
-          <w:p>
-            <w:pPr>
-              <w:spacing w:after="60" w:line="276" w:lineRule="auto"/>
-            </w:pPr>
-            <w:r>
-              <w:rPr>
-                <w:rFonts w:ascii="微軟正黑體" w:eastAsia="微軟正黑體" w:hAnsi="微軟正黑體"/>
-                <w:sz w:val="20"/>
-                <w:szCs w:val="20"/>
-              </w:rPr>
-              <w:t xml:space="preserve">評估機器</w:t>
+              <w:t xml:space="preserve">數　　量</w:t>
+            </w:r>
+          </w:p>
+        </w:tc>
+        <w:tc>
+          <w:tcPr>
+            <w:tcW w:w="1930" w:type="dxa"/>
+            <w:vAlign w:val="center"/>
+          </w:tcPr>
+          <w:p>
+            <w:pPr>
+              <w:spacing w:after="60" w:line="276" w:lineRule="auto"/>
+            </w:pPr>
+            <w:r>
+              <w:rPr>
+                <w:rFonts w:ascii="微軟正黑體" w:eastAsia="微軟正黑體" w:hAnsi="微軟正黑體"/>
+                <w:sz w:val="20"/>
+                <w:szCs w:val="20"/>
+              </w:rPr>
+              <w:t xml:space="preserve">1</w:t>
+            </w:r>
+          </w:p>
+        </w:tc>
+        <w:tc>
+          <w:tcPr>
+            <w:tcW w:w="1560" w:type="dxa"/>
+            <w:shd w:val="clear" w:color="auto" w:fill="EFEFEF"/>
+            <w:vAlign w:val="center"/>
+          </w:tcPr>
+          <w:p>
+            <w:pPr>
+              <w:jc w:val="center"/>
+              <w:spacing w:after="60" w:line="276" w:lineRule="auto"/>
+            </w:pPr>
+            <w:r>
+              <w:rPr>
+                <w:rFonts w:ascii="微軟正黑體" w:eastAsia="微軟正黑體" w:hAnsi="微軟正黑體"/>
+                <w:b/>
+                <w:sz w:val="20"/>
+                <w:szCs w:val="20"/>
+              </w:rPr>
+              <w:t xml:space="preserve">完成日期</w:t>
+            </w:r>
+          </w:p>
+        </w:tc>
+        <w:tc>
+          <w:tcPr>
+            <w:tcW w:w="1930" w:type="dxa"/>
+            <w:vAlign w:val="center"/>
+          </w:tcPr>
+          <w:p>
+            <w:pPr>
+              <w:spacing w:after="60" w:line="276" w:lineRule="auto"/>
+            </w:pPr>
+            <w:r>
+              <w:rPr>
+                <w:rFonts w:ascii="微軟正黑體" w:eastAsia="微軟正黑體" w:hAnsi="微軟正黑體"/>
+                <w:sz w:val="20"/>
+                <w:szCs w:val="20"/>
+              </w:rPr>
+              <w:t xml:space="preserve">2026/07/17</w:t>
             </w:r>
           </w:p>
         </w:tc>
@@ -300,12 +391,13 @@
       <w:tr>
         <w:tc>
           <w:tcPr>
-            <w:tcW w:w="1500" w:type="dxa"/>
+            <w:tcW w:w="1560" w:type="dxa"/>
             <w:shd w:val="clear" w:color="auto" w:fill="EFEFEF"/>
             <w:vAlign w:val="center"/>
           </w:tcPr>
           <w:p>
             <w:pPr>
+              <w:jc w:val="center"/>
               <w:spacing w:after="60" w:line="276" w:lineRule="auto"/>
             </w:pPr>
             <w:r>
@@ -315,13 +407,95 @@
                 <w:sz w:val="20"/>
                 <w:szCs w:val="20"/>
               </w:rPr>
+              <w:t xml:space="preserve">執行類別</w:t>
+            </w:r>
+          </w:p>
+        </w:tc>
+        <w:tc>
+          <w:tcPr>
+            <w:tcW w:w="1930" w:type="dxa"/>
+            <w:vAlign w:val="center"/>
+          </w:tcPr>
+          <w:p>
+            <w:pPr>
+              <w:spacing w:after="60" w:line="276" w:lineRule="auto"/>
+            </w:pPr>
+            <w:r>
+              <w:rPr>
+                <w:rFonts w:ascii="微軟正黑體" w:eastAsia="微軟正黑體" w:hAnsi="微軟正黑體"/>
+                <w:sz w:val="20"/>
+                <w:szCs w:val="20"/>
+              </w:rPr>
+              <w:t xml:space="preserve">評估機器</w:t>
+            </w:r>
+          </w:p>
+        </w:tc>
+        <w:tc>
+          <w:tcPr>
+            <w:tcW w:w="1560" w:type="dxa"/>
+            <w:shd w:val="clear" w:color="auto" w:fill="EFEFEF"/>
+            <w:vAlign w:val="center"/>
+          </w:tcPr>
+          <w:p>
+            <w:pPr>
+              <w:jc w:val="center"/>
+              <w:spacing w:after="60" w:line="276" w:lineRule="auto"/>
+            </w:pPr>
+            <w:r>
+              <w:rPr>
+                <w:rFonts w:ascii="微軟正黑體" w:eastAsia="微軟正黑體" w:hAnsi="微軟正黑體"/>
+                <w:b/>
+                <w:sz w:val="20"/>
+                <w:szCs w:val="20"/>
+              </w:rPr>
+              <w:t xml:space="preserve">後處理時間</w:t>
+            </w:r>
+          </w:p>
+        </w:tc>
+        <w:tc>
+          <w:tcPr>
+            <w:tcW w:w="1930" w:type="dxa"/>
+            <w:vAlign w:val="center"/>
+          </w:tcPr>
+          <w:p>
+            <w:pPr>
+              <w:spacing w:after="60" w:line="276" w:lineRule="auto"/>
+            </w:pPr>
+            <w:r>
+              <w:rPr>
+                <w:rFonts w:ascii="微軟正黑體" w:eastAsia="微軟正黑體" w:hAnsi="微軟正黑體"/>
+                <w:sz w:val="20"/>
+                <w:szCs w:val="20"/>
+              </w:rPr>
+              <w:t xml:space="preserve">1h</w:t>
+            </w:r>
+          </w:p>
+        </w:tc>
+        <w:tc>
+          <w:tcPr>
+            <w:tcW w:w="1560" w:type="dxa"/>
+            <w:shd w:val="clear" w:color="auto" w:fill="EFEFEF"/>
+            <w:vAlign w:val="center"/>
+          </w:tcPr>
+          <w:p>
+            <w:pPr>
+              <w:jc w:val="center"/>
+              <w:spacing w:after="60" w:line="276" w:lineRule="auto"/>
+            </w:pPr>
+            <w:r>
+              <w:rPr>
+                <w:rFonts w:ascii="微軟正黑體" w:eastAsia="微軟正黑體" w:hAnsi="微軟正黑體"/>
+                <w:b/>
+                <w:sz w:val="20"/>
+                <w:szCs w:val="20"/>
+              </w:rPr>
               <w:t xml:space="preserve">申請業務人員</w:t>
             </w:r>
           </w:p>
         </w:tc>
         <w:tc>
           <w:tcPr>
-            <w:tcW w:w="3730" w:type="dxa"/>
+            <w:tcW w:w="1930" w:type="dxa"/>
             <w:vAlign w:val="center"/>
           </w:tcPr>
           <w:p>
@@ -335,210 +509,6 @@
                 <w:szCs w:val="20"/>
               </w:rPr>
               <w:t xml:space="preserve">Amber 謝杺珆</w:t>
-            </w:r>
-          </w:p>
-        </w:tc>
-        <w:tc>
-          <w:tcPr>
-            <w:tcW w:w="1500" w:type="dxa"/>
-            <w:shd w:val="clear" w:color="auto" w:fill="EFEFEF"/>
-            <w:vAlign w:val="center"/>
-          </w:tcPr>
-          <w:p>
-            <w:pPr>
-              <w:spacing w:after="60" w:line="276" w:lineRule="auto"/>
-            </w:pPr>
-            <w:r>
-              <w:rPr>
-                <w:rFonts w:ascii="微軟正黑體" w:eastAsia="微軟正黑體" w:hAnsi="微軟正黑體"/>
-                <w:b/>
-                <w:sz w:val="20"/>
-                <w:szCs w:val="20"/>
-              </w:rPr>
-              <w:t xml:space="preserve">列印時間</w:t>
-            </w:r>
-          </w:p>
-        </w:tc>
-        <w:tc>
-          <w:tcPr>
-            <w:tcW w:w="3730" w:type="dxa"/>
-            <w:vAlign w:val="center"/>
-          </w:tcPr>
-          <w:p>
-            <w:pPr>
-              <w:spacing w:after="60" w:line="276" w:lineRule="auto"/>
-            </w:pPr>
-            <w:r>
-              <w:rPr>
-                <w:rFonts w:ascii="微軟正黑體" w:eastAsia="微軟正黑體" w:hAnsi="微軟正黑體"/>
-                <w:sz w:val="20"/>
-                <w:szCs w:val="20"/>
-              </w:rPr>
-              <w:t xml:space="preserve">5h 30m</w:t>
-            </w:r>
-          </w:p>
-        </w:tc>
-      </w:tr>
-      <w:tr>
-        <w:tc>
-          <w:tcPr>
-            <w:tcW w:w="1500" w:type="dxa"/>
-            <w:shd w:val="clear" w:color="auto" w:fill="EFEFEF"/>
-            <w:vAlign w:val="center"/>
-          </w:tcPr>
-          <w:p>
-            <w:pPr>
-              <w:spacing w:after="60" w:line="276" w:lineRule="auto"/>
-            </w:pPr>
-            <w:r>
-              <w:rPr>
-                <w:rFonts w:ascii="微軟正黑體" w:eastAsia="微軟正黑體" w:hAnsi="微軟正黑體"/>
-                <w:b/>
-                <w:sz w:val="20"/>
-                <w:szCs w:val="20"/>
-              </w:rPr>
-              <w:t xml:space="preserve">數　　量</w:t>
-            </w:r>
-          </w:p>
-        </w:tc>
-        <w:tc>
-          <w:tcPr>
-            <w:tcW w:w="3730" w:type="dxa"/>
-            <w:vAlign w:val="center"/>
-          </w:tcPr>
-          <w:p>
-            <w:pPr>
-              <w:spacing w:after="60" w:line="276" w:lineRule="auto"/>
-            </w:pPr>
-            <w:r>
-              <w:rPr>
-                <w:rFonts w:ascii="微軟正黑體" w:eastAsia="微軟正黑體" w:hAnsi="微軟正黑體"/>
-                <w:sz w:val="20"/>
-                <w:szCs w:val="20"/>
-              </w:rPr>
-              <w:t xml:space="preserve">1</w:t>
-            </w:r>
-          </w:p>
-        </w:tc>
-        <w:tc>
-          <w:tcPr>
-            <w:tcW w:w="1500" w:type="dxa"/>
-            <w:shd w:val="clear" w:color="auto" w:fill="EFEFEF"/>
-            <w:vAlign w:val="center"/>
-          </w:tcPr>
-          <w:p>
-            <w:pPr>
-              <w:spacing w:after="60" w:line="276" w:lineRule="auto"/>
-            </w:pPr>
-            <w:r>
-              <w:rPr>
-                <w:rFonts w:ascii="微軟正黑體" w:eastAsia="微軟正黑體" w:hAnsi="微軟正黑體"/>
-                <w:b/>
-                <w:sz w:val="20"/>
-                <w:szCs w:val="20"/>
-              </w:rPr>
-              <w:t xml:space="preserve">完成日期</w:t>
-            </w:r>
-          </w:p>
-        </w:tc>
-        <w:tc>
-          <w:tcPr>
-            <w:tcW w:w="3730" w:type="dxa"/>
-            <w:vAlign w:val="center"/>
-          </w:tcPr>
-          <w:p>
-            <w:pPr>
-              <w:spacing w:after="60" w:line="276" w:lineRule="auto"/>
-            </w:pPr>
-            <w:r>
-              <w:rPr>
-                <w:rFonts w:ascii="微軟正黑體" w:eastAsia="微軟正黑體" w:hAnsi="微軟正黑體"/>
-                <w:sz w:val="20"/>
-                <w:szCs w:val="20"/>
-              </w:rPr>
-              <w:t xml:space="preserve">2026/07/17</w:t>
-            </w:r>
-          </w:p>
-        </w:tc>
-      </w:tr>
-      <w:tr>
-        <w:tc>
-          <w:tcPr>
-            <w:tcW w:w="1500" w:type="dxa"/>
-            <w:shd w:val="clear" w:color="auto" w:fill="EFEFEF"/>
-            <w:vAlign w:val="center"/>
-          </w:tcPr>
-          <w:p>
-            <w:pPr>
-              <w:spacing w:after="60" w:line="276" w:lineRule="auto"/>
-            </w:pPr>
-            <w:r>
-              <w:rPr>
-                <w:rFonts w:ascii="微軟正黑體" w:eastAsia="微軟正黑體" w:hAnsi="微軟正黑體"/>
-                <w:b/>
-                <w:sz w:val="20"/>
-                <w:szCs w:val="20"/>
-              </w:rPr>
-              <w:t xml:space="preserve">後處理時間</w:t>
-            </w:r>
-          </w:p>
-        </w:tc>
-        <w:tc>
-          <w:tcPr>
-            <w:tcW w:w="3730" w:type="dxa"/>
-            <w:vAlign w:val="center"/>
-          </w:tcPr>
-          <w:p>
-            <w:pPr>
-              <w:spacing w:after="60" w:line="276" w:lineRule="auto"/>
-            </w:pPr>
-            <w:r>
-              <w:rPr>
-                <w:rFonts w:ascii="微軟正黑體" w:eastAsia="微軟正黑體" w:hAnsi="微軟正黑體"/>
-                <w:sz w:val="20"/>
-                <w:szCs w:val="20"/>
-              </w:rPr>
-              <w:t xml:space="preserve">1h</w:t>
-            </w:r>
-          </w:p>
-        </w:tc>
-        <w:tc>
-          <w:tcPr>
-            <w:tcW w:w="1500" w:type="dxa"/>
-            <w:shd w:val="clear" w:color="auto" w:fill="EFEFEF"/>
-            <w:vAlign w:val="center"/>
-          </w:tcPr>
-          <w:p>
-            <w:pPr>
-              <w:spacing w:after="60" w:line="276" w:lineRule="auto"/>
-            </w:pPr>
-            <w:r>
-              <w:rPr>
-                <w:rFonts w:ascii="微軟正黑體" w:eastAsia="微軟正黑體" w:hAnsi="微軟正黑體"/>
-                <w:b/>
-                <w:sz w:val="20"/>
-                <w:szCs w:val="20"/>
-              </w:rPr>
-              <w:t xml:space="preserve"/>
-            </w:r>
-          </w:p>
-        </w:tc>
-        <w:tc>
-          <w:tcPr>
-            <w:tcW w:w="3730" w:type="dxa"/>
-            <w:vAlign w:val="center"/>
-          </w:tcPr>
-          <w:p>
-            <w:pPr>
-              <w:spacing w:after="60" w:line="276" w:lineRule="auto"/>
-            </w:pPr>
-            <w:r>
-              <w:rPr>
-                <w:rFonts w:ascii="微軟正黑體" w:eastAsia="微軟正黑體" w:hAnsi="微軟正黑體"/>
-                <w:sz w:val="20"/>
-                <w:szCs w:val="20"/>
-              </w:rPr>
-              <w:t xml:space="preserve"/>
             </w:r>
           </w:p>
         </w:tc>
@@ -559,7 +529,7 @@
     </w:p>
     <w:tbl>
       <w:tblPr>
-        <w:tblW w:w="10460" w:type="dxa"/>
+        <w:tblW w:w="10470" w:type="dxa"/>
         <w:tblBorders>
           <w:top w:val="single" w:sz="6" w:space="0" w:color="000000"/>
           <w:left w:val="single" w:sz="6" w:space="0" w:color="000000"/>
@@ -574,13 +544,14 @@
         <w:gridCol w:w="2600"/>
         <w:gridCol w:w="800"/>
         <w:gridCol w:w="800"/>
-        <w:gridCol w:w="6260"/>
+        <w:gridCol w:w="6270"/>
       </w:tblGrid>
       <w:tr>
         <w:tc>
           <w:tcPr>
             <w:tcW w:w="2600" w:type="dxa"/>
             <w:shd w:val="clear" w:color="auto" w:fill="EFEFEF"/>
+            <w:vMerge w:val="restart"/>
             <w:vAlign w:val="center"/>
           </w:tcPr>
           <w:p>
@@ -598,6 +569,62 @@
               <w:t xml:space="preserve">確認項目</w:t>
             </w:r>
           </w:p>
+        </w:tc>
+        <w:tc>
+          <w:tcPr>
+            <w:tcW w:w="1600" w:type="dxa"/>
+            <w:shd w:val="clear" w:color="auto" w:fill="EFEFEF"/>
+            <w:gridSpan w:val="2"/>
+            <w:vAlign w:val="center"/>
+          </w:tcPr>
+          <w:p>
+            <w:pPr>
+              <w:jc w:val="center"/>
+              <w:spacing w:after="60" w:line="276" w:lineRule="auto"/>
+            </w:pPr>
+            <w:r>
+              <w:rPr>
+                <w:rFonts w:ascii="微軟正黑體" w:eastAsia="微軟正黑體" w:hAnsi="微軟正黑體"/>
+                <w:b/>
+                <w:sz w:val="20"/>
+                <w:szCs w:val="20"/>
+              </w:rPr>
+              <w:t xml:space="preserve">是否通過</w:t>
+            </w:r>
+          </w:p>
+        </w:tc>
+        <w:tc>
+          <w:tcPr>
+            <w:tcW w:w="6270" w:type="dxa"/>
+            <w:shd w:val="clear" w:color="auto" w:fill="EFEFEF"/>
+            <w:vMerge w:val="restart"/>
+            <w:vAlign w:val="center"/>
+          </w:tcPr>
+          <w:p>
+            <w:pPr>
+              <w:jc w:val="center"/>
+              <w:spacing w:after="60" w:line="276" w:lineRule="auto"/>
+            </w:pPr>
+            <w:r>
+              <w:rPr>
+                <w:rFonts w:ascii="微軟正黑體" w:eastAsia="微軟正黑體" w:hAnsi="微軟正黑體"/>
+                <w:b/>
+                <w:sz w:val="20"/>
+                <w:szCs w:val="20"/>
+              </w:rPr>
+              <w:t xml:space="preserve">備註</w:t>
+            </w:r>
+          </w:p>
+        </w:tc>
+      </w:tr>
+      <w:tr>
+        <w:tc>
+          <w:tcPr>
+            <w:tcW w:w="2600" w:type="dxa"/>
+            <w:vMerge/>
+            <w:vAlign w:val="center"/>
+          </w:tcPr>
+          <w:p/>
         </w:tc>
         <w:tc>
           <w:tcPr>
@@ -645,25 +672,11 @@
         </w:tc>
         <w:tc>
           <w:tcPr>
-            <w:tcW w:w="6260" w:type="dxa"/>
-            <w:shd w:val="clear" w:color="auto" w:fill="EFEFEF"/>
-            <w:vAlign w:val="center"/>
-          </w:tcPr>
-          <w:p>
-            <w:pPr>
-              <w:jc w:val="center"/>
-              <w:spacing w:after="60" w:line="276" w:lineRule="auto"/>
-            </w:pPr>
-            <w:r>
-              <w:rPr>
-                <w:rFonts w:ascii="微軟正黑體" w:eastAsia="微軟正黑體" w:hAnsi="微軟正黑體"/>
-                <w:b/>
-                <w:sz w:val="20"/>
-                <w:szCs w:val="20"/>
-              </w:rPr>
-              <w:t xml:space="preserve">備註</w:t>
-            </w:r>
-          </w:p>
+            <w:tcW w:w="6270" w:type="dxa"/>
+            <w:vMerge/>
+            <w:vAlign w:val="center"/>
+          </w:tcPr>
+          <w:p/>
         </w:tc>
       </w:tr>
       <w:tr>
@@ -728,7 +741,7 @@
         </w:tc>
         <w:tc>
           <w:tcPr>
-            <w:tcW w:w="6260" w:type="dxa"/>
+            <w:tcW w:w="6270" w:type="dxa"/>
             <w:vAlign w:val="center"/>
           </w:tcPr>
           <w:p>
@@ -808,7 +821,7 @@
         </w:tc>
         <w:tc>
           <w:tcPr>
-            <w:tcW w:w="6260" w:type="dxa"/>
+            <w:tcW w:w="6270" w:type="dxa"/>
             <w:vAlign w:val="center"/>
           </w:tcPr>
           <w:p>
@@ -888,7 +901,7 @@
         </w:tc>
         <w:tc>
           <w:tcPr>
-            <w:tcW w:w="6260" w:type="dxa"/>
+            <w:tcW w:w="6270" w:type="dxa"/>
             <w:vAlign w:val="center"/>
           </w:tcPr>
           <w:p>
@@ -920,23 +933,9 @@
         <w:t xml:space="preserve"/>
       </w:r>
     </w:p>
-    <w:p>
-      <w:pPr>
-        <w:spacing w:after="60" w:line="276" w:lineRule="auto"/>
-      </w:pPr>
-      <w:r>
-        <w:rPr>
-          <w:rFonts w:ascii="微軟正黑體" w:eastAsia="微軟正黑體" w:hAnsi="微軟正黑體"/>
-          <w:b/>
-          <w:sz w:val="22"/>
-          <w:szCs w:val="22"/>
-        </w:rPr>
-        <w:t xml:space="preserve">完成圖片（至少三個視角）</w:t>
-      </w:r>
-    </w:p>
     <w:tbl>
       <w:tblPr>
-        <w:tblW w:w="10440" w:type="dxa"/>
+        <w:tblW w:w="10470" w:type="dxa"/>
         <w:tblBorders>
           <w:top w:val="single" w:sz="6" w:space="0" w:color="000000"/>
           <w:left w:val="single" w:sz="6" w:space="0" w:color="000000"/>
@@ -948,14 +947,41 @@
         <w:tblLayout w:type="fixed"/>
       </w:tblPr>
       <w:tblGrid>
-        <w:gridCol w:w="3480"/>
-        <w:gridCol w:w="3480"/>
-        <w:gridCol w:w="3480"/>
+        <w:gridCol w:w="1000"/>
+        <w:gridCol w:w="2490"/>
+        <w:gridCol w:w="1000"/>
+        <w:gridCol w:w="2490"/>
+        <w:gridCol w:w="1000"/>
+        <w:gridCol w:w="2490"/>
       </w:tblGrid>
       <w:tr>
         <w:tc>
           <w:tcPr>
-            <w:tcW w:w="3480" w:type="dxa"/>
+            <w:tcW w:w="10470" w:type="dxa"/>
+            <w:gridSpan w:val="6"/>
+            <w:shd w:val="clear" w:color="auto" w:fill="EFEFEF"/>
+          </w:tcPr>
+          <w:p>
+            <w:pPr>
+              <w:spacing w:after="60" w:line="276" w:lineRule="auto"/>
+            </w:pPr>
+            <w:r>
+              <w:rPr>
+                <w:rFonts w:ascii="微軟正黑體" w:eastAsia="微軟正黑體" w:hAnsi="微軟正黑體"/>
+                <w:b/>
+                <w:sz w:val="20"/>
+                <w:szCs w:val="20"/>
+              </w:rPr>
+              <w:t xml:space="preserve">完成圖片(至少三個視角)</w:t>
+            </w:r>
+          </w:p>
+        </w:tc>
+      </w:tr>
+      <w:tr>
+        <w:tc>
+          <w:tcPr>
+            <w:tcW w:w="3490" w:type="dxa"/>
+            <w:gridSpan w:val="2"/>
             <w:vAlign w:val="center"/>
           </w:tcPr>
           <w:p>
@@ -965,7 +991,7 @@
             <w:r>
               <w:drawing>
                 <wp:inline distT="0" distB="0" distL="0" distR="0">
-                  <wp:extent cx="2148840" cy="1611630"/>
+                  <wp:extent cx="2103120" cy="1577340"/>
                   <wp:docPr id="101" name="pic101"/>
                   <a:graphic xmlns:a="http://schemas.openxmlformats.org/drawingml/2006/main">
                     <a:graphicData uri="http://schemas.openxmlformats.org/drawingml/2006/picture">
@@ -983,7 +1009,7 @@
                         <pic:spPr>
                           <a:xfrm>
                             <a:off x="0" y="0"/>
-                            <a:ext cx="2148840" cy="1611630"/>
+                            <a:ext cx="2103120" cy="1577340"/>
                           </a:xfrm>
                           <a:prstGeom prst="rect">
                             <a:avLst/>
@@ -999,7 +1025,8 @@
         </w:tc>
         <w:tc>
           <w:tcPr>
-            <w:tcW w:w="3480" w:type="dxa"/>
+            <w:tcW w:w="3490" w:type="dxa"/>
+            <w:gridSpan w:val="2"/>
             <w:vAlign w:val="center"/>
           </w:tcPr>
           <w:p>
@@ -1009,7 +1036,7 @@
             <w:r>
               <w:drawing>
                 <wp:inline distT="0" distB="0" distL="0" distR="0">
-                  <wp:extent cx="1303020" cy="1737360"/>
+                  <wp:extent cx="1200150" cy="1600200"/>
                   <wp:docPr id="102" name="pic102"/>
                   <a:graphic xmlns:a="http://schemas.openxmlformats.org/drawingml/2006/main">
                     <a:graphicData uri="http://schemas.openxmlformats.org/drawingml/2006/picture">
@@ -1027,7 +1054,7 @@
                         <pic:spPr>
                           <a:xfrm>
                             <a:off x="0" y="0"/>
-                            <a:ext cx="1303020" cy="1737360"/>
+                            <a:ext cx="1200150" cy="1600200"/>
                           </a:xfrm>
                           <a:prstGeom prst="rect">
                             <a:avLst/>
@@ -1043,22 +1070,69 @@
         </w:tc>
         <w:tc>
           <w:tcPr>
-            <w:tcW w:w="3480" w:type="dxa"/>
-            <w:vAlign w:val="center"/>
-          </w:tcPr>
-          <w:p>
-            <w:pPr>
-              <w:jc w:val="center"/>
-              <w:spacing w:after="60" w:line="276" w:lineRule="auto"/>
-            </w:pPr>
-            <w:r>
-              <w:rPr>
-                <w:rFonts w:ascii="微軟正黑體" w:eastAsia="微軟正黑體" w:hAnsi="微軟正黑體"/>
-                <w:sz w:val="18"/>
-                <w:szCs w:val="18"/>
-                <w:color w:val="999999"/>
-              </w:rPr>
-              <w:t xml:space="preserve">（未附照片）</w:t>
+            <w:tcW w:w="3490" w:type="dxa"/>
+            <w:gridSpan w:val="2"/>
+            <w:vAlign w:val="center"/>
+          </w:tcPr>
+          <w:p>
+            <w:pPr>
+              <w:spacing w:after="60" w:line="276" w:lineRule="auto"/>
+            </w:pPr>
+            <w:r>
+              <w:rPr>
+                <w:rFonts w:ascii="微軟正黑體" w:eastAsia="微軟正黑體" w:hAnsi="微軟正黑體"/>
+                <w:sz w:val="20"/>
+                <w:szCs w:val="20"/>
+              </w:rPr>
+              <w:t xml:space="preserve"/>
+            </w:r>
+            <w:r>
+              <w:rPr>
+                <w:rFonts w:ascii="微軟正黑體" w:eastAsia="微軟正黑體" w:hAnsi="微軟正黑體"/>
+                <w:sz w:val="20"/>
+                <w:szCs w:val="20"/>
+              </w:rPr>
+              <w:br/>
+            </w:r>
+            <w:r>
+              <w:rPr>
+                <w:rFonts w:ascii="微軟正黑體" w:eastAsia="微軟正黑體" w:hAnsi="微軟正黑體"/>
+                <w:sz w:val="20"/>
+                <w:szCs w:val="20"/>
+              </w:rPr>
+              <w:t xml:space="preserve"/>
+            </w:r>
+            <w:r>
+              <w:rPr>
+                <w:rFonts w:ascii="微軟正黑體" w:eastAsia="微軟正黑體" w:hAnsi="微軟正黑體"/>
+                <w:sz w:val="20"/>
+                <w:szCs w:val="20"/>
+              </w:rPr>
+              <w:br/>
+            </w:r>
+            <w:r>
+              <w:rPr>
+                <w:rFonts w:ascii="微軟正黑體" w:eastAsia="微軟正黑體" w:hAnsi="微軟正黑體"/>
+                <w:sz w:val="20"/>
+                <w:szCs w:val="20"/>
+              </w:rPr>
+              <w:t xml:space="preserve"/>
+            </w:r>
+            <w:r>
+              <w:rPr>
+                <w:rFonts w:ascii="微軟正黑體" w:eastAsia="微軟正黑體" w:hAnsi="微軟正黑體"/>
+                <w:sz w:val="20"/>
+                <w:szCs w:val="20"/>
+              </w:rPr>
+              <w:br/>
+            </w:r>
+            <w:r>
+              <w:rPr>
+                <w:rFonts w:ascii="微軟正黑體" w:eastAsia="微軟正黑體" w:hAnsi="微軟正黑體"/>
+                <w:sz w:val="20"/>
+                <w:szCs w:val="20"/>
+              </w:rPr>
+              <w:t xml:space="preserve"/>
             </w:r>
           </w:p>
         </w:tc>
@@ -1066,20 +1140,310 @@
       <w:tr>
         <w:tc>
           <w:tcPr>
-            <w:tcW w:w="3480" w:type="dxa"/>
-            <w:vAlign w:val="center"/>
-          </w:tcPr>
-          <w:p>
-            <w:pPr>
-              <w:spacing w:after="60" w:line="276" w:lineRule="auto"/>
-            </w:pPr>
-            <w:r>
-              <w:rPr>
-                <w:rFonts w:ascii="微軟正黑體" w:eastAsia="微軟正黑體" w:hAnsi="微軟正黑體"/>
-                <w:sz w:val="20"/>
-                <w:szCs w:val="20"/>
-              </w:rPr>
-              <w:t xml:space="preserve">CAD尺寸：14 mm</w:t>
+            <w:tcW w:w="1000" w:type="dxa"/>
+            <w:shd w:val="clear" w:color="auto" w:fill="F5F5F5"/>
+            <w:vAlign w:val="center"/>
+          </w:tcPr>
+          <w:p>
+            <w:pPr>
+              <w:jc w:val="center"/>
+              <w:spacing w:after="60" w:line="276" w:lineRule="auto"/>
+            </w:pPr>
+            <w:r>
+              <w:rPr>
+                <w:rFonts w:ascii="微軟正黑體" w:eastAsia="微軟正黑體" w:hAnsi="微軟正黑體"/>
+                <w:sz w:val="18"/>
+                <w:szCs w:val="18"/>
+              </w:rPr>
+              <w:t xml:space="preserve">CAD尺寸:</w:t>
+            </w:r>
+          </w:p>
+        </w:tc>
+        <w:tc>
+          <w:tcPr>
+            <w:tcW w:w="2490" w:type="dxa"/>
+            <w:vAlign w:val="center"/>
+          </w:tcPr>
+          <w:p>
+            <w:pPr>
+              <w:spacing w:after="60" w:line="276" w:lineRule="auto"/>
+            </w:pPr>
+            <w:r>
+              <w:rPr>
+                <w:rFonts w:ascii="微軟正黑體" w:eastAsia="微軟正黑體" w:hAnsi="微軟正黑體"/>
+                <w:sz w:val="18"/>
+                <w:szCs w:val="18"/>
+              </w:rPr>
+              <w:t xml:space="preserve">14 mm</w:t>
+            </w:r>
+          </w:p>
+        </w:tc>
+        <w:tc>
+          <w:tcPr>
+            <w:tcW w:w="1000" w:type="dxa"/>
+            <w:shd w:val="clear" w:color="auto" w:fill="F5F5F5"/>
+            <w:vAlign w:val="center"/>
+          </w:tcPr>
+          <w:p>
+            <w:pPr>
+              <w:jc w:val="center"/>
+              <w:spacing w:after="60" w:line="276" w:lineRule="auto"/>
+            </w:pPr>
+            <w:r>
+              <w:rPr>
+                <w:rFonts w:ascii="微軟正黑體" w:eastAsia="微軟正黑體" w:hAnsi="微軟正黑體"/>
+                <w:sz w:val="18"/>
+                <w:szCs w:val="18"/>
+              </w:rPr>
+              <w:t xml:space="preserve">CAD尺寸:</w:t>
+            </w:r>
+          </w:p>
+        </w:tc>
+        <w:tc>
+          <w:tcPr>
+            <w:tcW w:w="2490" w:type="dxa"/>
+            <w:vAlign w:val="center"/>
+          </w:tcPr>
+          <w:p>
+            <w:pPr>
+              <w:spacing w:after="60" w:line="276" w:lineRule="auto"/>
+            </w:pPr>
+            <w:r>
+              <w:rPr>
+                <w:rFonts w:ascii="微軟正黑體" w:eastAsia="微軟正黑體" w:hAnsi="微軟正黑體"/>
+                <w:sz w:val="18"/>
+                <w:szCs w:val="18"/>
+              </w:rPr>
+              <w:t xml:space="preserve">34 mm</w:t>
+            </w:r>
+          </w:p>
+        </w:tc>
+        <w:tc>
+          <w:tcPr>
+            <w:tcW w:w="1000" w:type="dxa"/>
+            <w:shd w:val="clear" w:color="auto" w:fill="F5F5F5"/>
+            <w:vAlign w:val="center"/>
+          </w:tcPr>
+          <w:p>
+            <w:pPr>
+              <w:jc w:val="center"/>
+              <w:spacing w:after="60" w:line="276" w:lineRule="auto"/>
+            </w:pPr>
+            <w:r>
+              <w:rPr>
+                <w:rFonts w:ascii="微軟正黑體" w:eastAsia="微軟正黑體" w:hAnsi="微軟正黑體"/>
+                <w:sz w:val="18"/>
+                <w:szCs w:val="18"/>
+              </w:rPr>
+              <w:t xml:space="preserve">CAD尺寸:</w:t>
+            </w:r>
+          </w:p>
+        </w:tc>
+        <w:tc>
+          <w:tcPr>
+            <w:tcW w:w="2490" w:type="dxa"/>
+            <w:vAlign w:val="center"/>
+          </w:tcPr>
+          <w:p>
+            <w:pPr>
+              <w:spacing w:after="60" w:line="276" w:lineRule="auto"/>
+            </w:pPr>
+            <w:r>
+              <w:rPr>
+                <w:rFonts w:ascii="微軟正黑體" w:eastAsia="微軟正黑體" w:hAnsi="微軟正黑體"/>
+                <w:sz w:val="18"/>
+                <w:szCs w:val="18"/>
+              </w:rPr>
+              <w:t xml:space="preserve">2.5 mm</w:t>
+            </w:r>
+          </w:p>
+        </w:tc>
+      </w:tr>
+      <w:tr>
+        <w:tc>
+          <w:tcPr>
+            <w:tcW w:w="1000" w:type="dxa"/>
+            <w:shd w:val="clear" w:color="auto" w:fill="F5F5F5"/>
+            <w:vAlign w:val="center"/>
+          </w:tcPr>
+          <w:p>
+            <w:pPr>
+              <w:jc w:val="center"/>
+              <w:spacing w:after="60" w:line="276" w:lineRule="auto"/>
+            </w:pPr>
+            <w:r>
+              <w:rPr>
+                <w:rFonts w:ascii="微軟正黑體" w:eastAsia="微軟正黑體" w:hAnsi="微軟正黑體"/>
+                <w:sz w:val="18"/>
+                <w:szCs w:val="18"/>
+              </w:rPr>
+              <w:t xml:space="preserve">誤差值:</w:t>
+            </w:r>
+          </w:p>
+        </w:tc>
+        <w:tc>
+          <w:tcPr>
+            <w:tcW w:w="2490" w:type="dxa"/>
+            <w:vAlign w:val="center"/>
+          </w:tcPr>
+          <w:p>
+            <w:pPr>
+              <w:spacing w:after="60" w:line="276" w:lineRule="auto"/>
+            </w:pPr>
+            <w:r>
+              <w:rPr>
+                <w:rFonts w:ascii="微軟正黑體" w:eastAsia="微軟正黑體" w:hAnsi="微軟正黑體"/>
+                <w:sz w:val="18"/>
+                <w:szCs w:val="18"/>
+              </w:rPr>
+              <w:t xml:space="preserve">-0.05 mm</w:t>
+            </w:r>
+          </w:p>
+        </w:tc>
+        <w:tc>
+          <w:tcPr>
+            <w:tcW w:w="1000" w:type="dxa"/>
+            <w:shd w:val="clear" w:color="auto" w:fill="F5F5F5"/>
+            <w:vAlign w:val="center"/>
+          </w:tcPr>
+          <w:p>
+            <w:pPr>
+              <w:jc w:val="center"/>
+              <w:spacing w:after="60" w:line="276" w:lineRule="auto"/>
+            </w:pPr>
+            <w:r>
+              <w:rPr>
+                <w:rFonts w:ascii="微軟正黑體" w:eastAsia="微軟正黑體" w:hAnsi="微軟正黑體"/>
+                <w:sz w:val="18"/>
+                <w:szCs w:val="18"/>
+              </w:rPr>
+              <w:t xml:space="preserve">誤差值:</w:t>
+            </w:r>
+          </w:p>
+        </w:tc>
+        <w:tc>
+          <w:tcPr>
+            <w:tcW w:w="2490" w:type="dxa"/>
+            <w:vAlign w:val="center"/>
+          </w:tcPr>
+          <w:p>
+            <w:pPr>
+              <w:spacing w:after="60" w:line="276" w:lineRule="auto"/>
+            </w:pPr>
+            <w:r>
+              <w:rPr>
+                <w:rFonts w:ascii="微軟正黑體" w:eastAsia="微軟正黑體" w:hAnsi="微軟正黑體"/>
+                <w:sz w:val="18"/>
+                <w:szCs w:val="18"/>
+              </w:rPr>
+              <w:t xml:space="preserve">+0.06 mm</w:t>
+            </w:r>
+          </w:p>
+        </w:tc>
+        <w:tc>
+          <w:tcPr>
+            <w:tcW w:w="1000" w:type="dxa"/>
+            <w:shd w:val="clear" w:color="auto" w:fill="F5F5F5"/>
+            <w:vAlign w:val="center"/>
+          </w:tcPr>
+          <w:p>
+            <w:pPr>
+              <w:jc w:val="center"/>
+              <w:spacing w:after="60" w:line="276" w:lineRule="auto"/>
+            </w:pPr>
+            <w:r>
+              <w:rPr>
+                <w:rFonts w:ascii="微軟正黑體" w:eastAsia="微軟正黑體" w:hAnsi="微軟正黑體"/>
+                <w:sz w:val="18"/>
+                <w:szCs w:val="18"/>
+              </w:rPr>
+              <w:t xml:space="preserve">誤差值:</w:t>
+            </w:r>
+          </w:p>
+        </w:tc>
+        <w:tc>
+          <w:tcPr>
+            <w:tcW w:w="2490" w:type="dxa"/>
+            <w:vAlign w:val="center"/>
+          </w:tcPr>
+          <w:p>
+            <w:pPr>
+              <w:spacing w:after="60" w:line="276" w:lineRule="auto"/>
+            </w:pPr>
+            <w:r>
+              <w:rPr>
+                <w:rFonts w:ascii="微軟正黑體" w:eastAsia="微軟正黑體" w:hAnsi="微軟正黑體"/>
+                <w:sz w:val="18"/>
+                <w:szCs w:val="18"/>
+              </w:rPr>
+              <w:t xml:space="preserve">-0.03 mm</w:t>
+            </w:r>
+          </w:p>
+        </w:tc>
+      </w:tr>
+      <w:tr>
+        <w:tc>
+          <w:tcPr>
+            <w:tcW w:w="3490" w:type="dxa"/>
+            <w:gridSpan w:val="2"/>
+            <w:vAlign w:val="center"/>
+          </w:tcPr>
+          <w:p>
+            <w:pPr>
+              <w:jc w:val="center"/>
+            </w:pPr>
+            <w:r>
+              <w:drawing>
+                <wp:inline distT="0" distB="0" distL="0" distR="0">
+                  <wp:extent cx="2103120" cy="1577340"/>
+                  <wp:docPr id="103" name="pic103"/>
+                  <a:graphic xmlns:a="http://schemas.openxmlformats.org/drawingml/2006/main">
+                    <a:graphicData uri="http://schemas.openxmlformats.org/drawingml/2006/picture">
+                      <pic:pic xmlns:pic="http://schemas.openxmlformats.org/drawingml/2006/picture">
+                        <pic:nvPicPr>
+                          <pic:cNvPr id="103" name="pic103"/>
+                          <pic:cNvPicPr/>
+                        </pic:nvPicPr>
+                        <pic:blipFill>
+                          <a:blip r:embed="rIdImg3"/>
+                          <a:stretch>
+                            <a:fillRect/>
+                          </a:stretch>
+                        </pic:blipFill>
+                        <pic:spPr>
+                          <a:xfrm>
+                            <a:off x="0" y="0"/>
+                            <a:ext cx="2103120" cy="1577340"/>
+                          </a:xfrm>
+                          <a:prstGeom prst="rect">
+                            <a:avLst/>
+                          </a:prstGeom>
+                        </pic:spPr>
+                      </pic:pic>
+                    </a:graphicData>
+                  </a:graphic>
+                </wp:inline>
+              </w:drawing>
+            </w:r>
+          </w:p>
+        </w:tc>
+        <w:tc>
+          <w:tcPr>
+            <w:tcW w:w="3490" w:type="dxa"/>
+            <w:gridSpan w:val="2"/>
+            <w:vAlign w:val="center"/>
+          </w:tcPr>
+          <w:p>
+            <w:pPr>
+              <w:spacing w:after="60" w:line="276" w:lineRule="auto"/>
+            </w:pPr>
+            <w:r>
+              <w:rPr>
+                <w:rFonts w:ascii="微軟正黑體" w:eastAsia="微軟正黑體" w:hAnsi="微軟正黑體"/>
+                <w:sz w:val="20"/>
+                <w:szCs w:val="20"/>
+              </w:rPr>
+              <w:t xml:space="preserve"/>
             </w:r>
             <w:r>
               <w:rPr>
@@ -1095,26 +1459,7 @@
                 <w:sz w:val="20"/>
                 <w:szCs w:val="20"/>
               </w:rPr>
-              <w:t xml:space="preserve">誤差值：-0.05 mm</w:t>
-            </w:r>
-          </w:p>
-        </w:tc>
-        <w:tc>
-          <w:tcPr>
-            <w:tcW w:w="3480" w:type="dxa"/>
-            <w:vAlign w:val="center"/>
-          </w:tcPr>
-          <w:p>
-            <w:pPr>
-              <w:spacing w:after="60" w:line="276" w:lineRule="auto"/>
-            </w:pPr>
-            <w:r>
-              <w:rPr>
-                <w:rFonts w:ascii="微軟正黑體" w:eastAsia="微軟正黑體" w:hAnsi="微軟正黑體"/>
-                <w:sz w:val="20"/>
-                <w:szCs w:val="20"/>
-              </w:rPr>
-              <w:t xml:space="preserve">CAD尺寸：34 mm</w:t>
+              <w:t xml:space="preserve"/>
             </w:r>
             <w:r>
               <w:rPr>
@@ -1130,26 +1475,7 @@
                 <w:sz w:val="20"/>
                 <w:szCs w:val="20"/>
               </w:rPr>
-              <w:t xml:space="preserve">誤差值：+0.06 mm</w:t>
-            </w:r>
-          </w:p>
-        </w:tc>
-        <w:tc>
-          <w:tcPr>
-            <w:tcW w:w="3480" w:type="dxa"/>
-            <w:vAlign w:val="center"/>
-          </w:tcPr>
-          <w:p>
-            <w:pPr>
-              <w:spacing w:after="60" w:line="276" w:lineRule="auto"/>
-            </w:pPr>
-            <w:r>
-              <w:rPr>
-                <w:rFonts w:ascii="微軟正黑體" w:eastAsia="微軟正黑體" w:hAnsi="微軟正黑體"/>
-                <w:sz w:val="20"/>
-                <w:szCs w:val="20"/>
-              </w:rPr>
-              <w:t xml:space="preserve">CAD尺寸：2.5 mm</w:t>
+              <w:t xml:space="preserve"/>
             </w:r>
             <w:r>
               <w:rPr>
@@ -1165,7 +1491,769 @@
                 <w:sz w:val="20"/>
                 <w:szCs w:val="20"/>
               </w:rPr>
-              <w:t xml:space="preserve">誤差值：-0.03 mm</w:t>
+              <w:t xml:space="preserve"/>
+            </w:r>
+          </w:p>
+        </w:tc>
+        <w:tc>
+          <w:tcPr>
+            <w:tcW w:w="3490" w:type="dxa"/>
+            <w:gridSpan w:val="2"/>
+            <w:vAlign w:val="center"/>
+          </w:tcPr>
+          <w:p>
+            <w:pPr>
+              <w:spacing w:after="60" w:line="276" w:lineRule="auto"/>
+            </w:pPr>
+            <w:r>
+              <w:rPr>
+                <w:rFonts w:ascii="微軟正黑體" w:eastAsia="微軟正黑體" w:hAnsi="微軟正黑體"/>
+                <w:sz w:val="20"/>
+                <w:szCs w:val="20"/>
+              </w:rPr>
+              <w:t xml:space="preserve"/>
+            </w:r>
+            <w:r>
+              <w:rPr>
+                <w:rFonts w:ascii="微軟正黑體" w:eastAsia="微軟正黑體" w:hAnsi="微軟正黑體"/>
+                <w:sz w:val="20"/>
+                <w:szCs w:val="20"/>
+              </w:rPr>
+              <w:br/>
+            </w:r>
+            <w:r>
+              <w:rPr>
+                <w:rFonts w:ascii="微軟正黑體" w:eastAsia="微軟正黑體" w:hAnsi="微軟正黑體"/>
+                <w:sz w:val="20"/>
+                <w:szCs w:val="20"/>
+              </w:rPr>
+              <w:t xml:space="preserve"/>
+            </w:r>
+            <w:r>
+              <w:rPr>
+                <w:rFonts w:ascii="微軟正黑體" w:eastAsia="微軟正黑體" w:hAnsi="微軟正黑體"/>
+                <w:sz w:val="20"/>
+                <w:szCs w:val="20"/>
+              </w:rPr>
+              <w:br/>
+            </w:r>
+            <w:r>
+              <w:rPr>
+                <w:rFonts w:ascii="微軟正黑體" w:eastAsia="微軟正黑體" w:hAnsi="微軟正黑體"/>
+                <w:sz w:val="20"/>
+                <w:szCs w:val="20"/>
+              </w:rPr>
+              <w:t xml:space="preserve"/>
+            </w:r>
+            <w:r>
+              <w:rPr>
+                <w:rFonts w:ascii="微軟正黑體" w:eastAsia="微軟正黑體" w:hAnsi="微軟正黑體"/>
+                <w:sz w:val="20"/>
+                <w:szCs w:val="20"/>
+              </w:rPr>
+              <w:br/>
+            </w:r>
+            <w:r>
+              <w:rPr>
+                <w:rFonts w:ascii="微軟正黑體" w:eastAsia="微軟正黑體" w:hAnsi="微軟正黑體"/>
+                <w:sz w:val="20"/>
+                <w:szCs w:val="20"/>
+              </w:rPr>
+              <w:t xml:space="preserve"/>
+            </w:r>
+          </w:p>
+        </w:tc>
+      </w:tr>
+      <w:tr>
+        <w:tc>
+          <w:tcPr>
+            <w:tcW w:w="1000" w:type="dxa"/>
+            <w:shd w:val="clear" w:color="auto" w:fill="F5F5F5"/>
+            <w:vAlign w:val="center"/>
+          </w:tcPr>
+          <w:p>
+            <w:pPr>
+              <w:jc w:val="center"/>
+              <w:spacing w:after="60" w:line="276" w:lineRule="auto"/>
+            </w:pPr>
+            <w:r>
+              <w:rPr>
+                <w:rFonts w:ascii="微軟正黑體" w:eastAsia="微軟正黑體" w:hAnsi="微軟正黑體"/>
+                <w:sz w:val="18"/>
+                <w:szCs w:val="18"/>
+              </w:rPr>
+              <w:t xml:space="preserve">CAD尺寸:</w:t>
+            </w:r>
+          </w:p>
+        </w:tc>
+        <w:tc>
+          <w:tcPr>
+            <w:tcW w:w="2490" w:type="dxa"/>
+            <w:vAlign w:val="center"/>
+          </w:tcPr>
+          <w:p>
+            <w:pPr>
+              <w:spacing w:after="60" w:line="276" w:lineRule="auto"/>
+            </w:pPr>
+            <w:r>
+              <w:rPr>
+                <w:rFonts w:ascii="微軟正黑體" w:eastAsia="微軟正黑體" w:hAnsi="微軟正黑體"/>
+                <w:sz w:val="18"/>
+                <w:szCs w:val="18"/>
+              </w:rPr>
+              <w:t xml:space="preserve">50 mm</w:t>
+            </w:r>
+          </w:p>
+        </w:tc>
+        <w:tc>
+          <w:tcPr>
+            <w:tcW w:w="1000" w:type="dxa"/>
+            <w:shd w:val="clear" w:color="auto" w:fill="F5F5F5"/>
+            <w:vAlign w:val="center"/>
+          </w:tcPr>
+          <w:p>
+            <w:pPr>
+              <w:jc w:val="center"/>
+              <w:spacing w:after="60" w:line="276" w:lineRule="auto"/>
+            </w:pPr>
+            <w:r>
+              <w:rPr>
+                <w:rFonts w:ascii="微軟正黑體" w:eastAsia="微軟正黑體" w:hAnsi="微軟正黑體"/>
+                <w:sz w:val="18"/>
+                <w:szCs w:val="18"/>
+              </w:rPr>
+              <w:t xml:space="preserve">CAD尺寸:</w:t>
+            </w:r>
+          </w:p>
+        </w:tc>
+        <w:tc>
+          <w:tcPr>
+            <w:tcW w:w="2490" w:type="dxa"/>
+            <w:vAlign w:val="center"/>
+          </w:tcPr>
+          <w:p>
+            <w:pPr>
+              <w:spacing w:after="60" w:line="276" w:lineRule="auto"/>
+            </w:pPr>
+            <w:r>
+              <w:rPr>
+                <w:rFonts w:ascii="微軟正黑體" w:eastAsia="微軟正黑體" w:hAnsi="微軟正黑體"/>
+                <w:sz w:val="18"/>
+                <w:szCs w:val="18"/>
+              </w:rPr>
+              <w:t xml:space="preserve">　 mm</w:t>
+            </w:r>
+          </w:p>
+        </w:tc>
+        <w:tc>
+          <w:tcPr>
+            <w:tcW w:w="1000" w:type="dxa"/>
+            <w:shd w:val="clear" w:color="auto" w:fill="F5F5F5"/>
+            <w:vAlign w:val="center"/>
+          </w:tcPr>
+          <w:p>
+            <w:pPr>
+              <w:jc w:val="center"/>
+              <w:spacing w:after="60" w:line="276" w:lineRule="auto"/>
+            </w:pPr>
+            <w:r>
+              <w:rPr>
+                <w:rFonts w:ascii="微軟正黑體" w:eastAsia="微軟正黑體" w:hAnsi="微軟正黑體"/>
+                <w:sz w:val="18"/>
+                <w:szCs w:val="18"/>
+              </w:rPr>
+              <w:t xml:space="preserve">CAD尺寸:</w:t>
+            </w:r>
+          </w:p>
+        </w:tc>
+        <w:tc>
+          <w:tcPr>
+            <w:tcW w:w="2490" w:type="dxa"/>
+            <w:vAlign w:val="center"/>
+          </w:tcPr>
+          <w:p>
+            <w:pPr>
+              <w:spacing w:after="60" w:line="276" w:lineRule="auto"/>
+            </w:pPr>
+            <w:r>
+              <w:rPr>
+                <w:rFonts w:ascii="微軟正黑體" w:eastAsia="微軟正黑體" w:hAnsi="微軟正黑體"/>
+                <w:sz w:val="18"/>
+                <w:szCs w:val="18"/>
+              </w:rPr>
+              <w:t xml:space="preserve">　 mm</w:t>
+            </w:r>
+          </w:p>
+        </w:tc>
+      </w:tr>
+      <w:tr>
+        <w:tc>
+          <w:tcPr>
+            <w:tcW w:w="1000" w:type="dxa"/>
+            <w:shd w:val="clear" w:color="auto" w:fill="F5F5F5"/>
+            <w:vAlign w:val="center"/>
+          </w:tcPr>
+          <w:p>
+            <w:pPr>
+              <w:jc w:val="center"/>
+              <w:spacing w:after="60" w:line="276" w:lineRule="auto"/>
+            </w:pPr>
+            <w:r>
+              <w:rPr>
+                <w:rFonts w:ascii="微軟正黑體" w:eastAsia="微軟正黑體" w:hAnsi="微軟正黑體"/>
+                <w:sz w:val="18"/>
+                <w:szCs w:val="18"/>
+              </w:rPr>
+              <w:t xml:space="preserve">誤差值:</w:t>
+            </w:r>
+          </w:p>
+        </w:tc>
+        <w:tc>
+          <w:tcPr>
+            <w:tcW w:w="2490" w:type="dxa"/>
+            <w:vAlign w:val="center"/>
+          </w:tcPr>
+          <w:p>
+            <w:pPr>
+              <w:spacing w:after="60" w:line="276" w:lineRule="auto"/>
+            </w:pPr>
+            <w:r>
+              <w:rPr>
+                <w:rFonts w:ascii="微軟正黑體" w:eastAsia="微軟正黑體" w:hAnsi="微軟正黑體"/>
+                <w:sz w:val="18"/>
+                <w:szCs w:val="18"/>
+              </w:rPr>
+              <w:t xml:space="preserve">+0.02 mm</w:t>
+            </w:r>
+          </w:p>
+        </w:tc>
+        <w:tc>
+          <w:tcPr>
+            <w:tcW w:w="1000" w:type="dxa"/>
+            <w:shd w:val="clear" w:color="auto" w:fill="F5F5F5"/>
+            <w:vAlign w:val="center"/>
+          </w:tcPr>
+          <w:p>
+            <w:pPr>
+              <w:jc w:val="center"/>
+              <w:spacing w:after="60" w:line="276" w:lineRule="auto"/>
+            </w:pPr>
+            <w:r>
+              <w:rPr>
+                <w:rFonts w:ascii="微軟正黑體" w:eastAsia="微軟正黑體" w:hAnsi="微軟正黑體"/>
+                <w:sz w:val="18"/>
+                <w:szCs w:val="18"/>
+              </w:rPr>
+              <w:t xml:space="preserve">誤差值:</w:t>
+            </w:r>
+          </w:p>
+        </w:tc>
+        <w:tc>
+          <w:tcPr>
+            <w:tcW w:w="2490" w:type="dxa"/>
+            <w:vAlign w:val="center"/>
+          </w:tcPr>
+          <w:p>
+            <w:pPr>
+              <w:spacing w:after="60" w:line="276" w:lineRule="auto"/>
+            </w:pPr>
+            <w:r>
+              <w:rPr>
+                <w:rFonts w:ascii="微軟正黑體" w:eastAsia="微軟正黑體" w:hAnsi="微軟正黑體"/>
+                <w:sz w:val="18"/>
+                <w:szCs w:val="18"/>
+              </w:rPr>
+              <w:t xml:space="preserve">　 mm</w:t>
+            </w:r>
+          </w:p>
+        </w:tc>
+        <w:tc>
+          <w:tcPr>
+            <w:tcW w:w="1000" w:type="dxa"/>
+            <w:shd w:val="clear" w:color="auto" w:fill="F5F5F5"/>
+            <w:vAlign w:val="center"/>
+          </w:tcPr>
+          <w:p>
+            <w:pPr>
+              <w:jc w:val="center"/>
+              <w:spacing w:after="60" w:line="276" w:lineRule="auto"/>
+            </w:pPr>
+            <w:r>
+              <w:rPr>
+                <w:rFonts w:ascii="微軟正黑體" w:eastAsia="微軟正黑體" w:hAnsi="微軟正黑體"/>
+                <w:sz w:val="18"/>
+                <w:szCs w:val="18"/>
+              </w:rPr>
+              <w:t xml:space="preserve">誤差值:</w:t>
+            </w:r>
+          </w:p>
+        </w:tc>
+        <w:tc>
+          <w:tcPr>
+            <w:tcW w:w="2490" w:type="dxa"/>
+            <w:vAlign w:val="center"/>
+          </w:tcPr>
+          <w:p>
+            <w:pPr>
+              <w:spacing w:after="60" w:line="276" w:lineRule="auto"/>
+            </w:pPr>
+            <w:r>
+              <w:rPr>
+                <w:rFonts w:ascii="微軟正黑體" w:eastAsia="微軟正黑體" w:hAnsi="微軟正黑體"/>
+                <w:sz w:val="18"/>
+                <w:szCs w:val="18"/>
+              </w:rPr>
+              <w:t xml:space="preserve">　 mm</w:t>
+            </w:r>
+          </w:p>
+        </w:tc>
+      </w:tr>
+      <w:tr>
+        <w:tc>
+          <w:tcPr>
+            <w:tcW w:w="3490" w:type="dxa"/>
+            <w:gridSpan w:val="2"/>
+            <w:vAlign w:val="center"/>
+          </w:tcPr>
+          <w:p>
+            <w:pPr>
+              <w:spacing w:after="60" w:line="276" w:lineRule="auto"/>
+            </w:pPr>
+            <w:r>
+              <w:rPr>
+                <w:rFonts w:ascii="微軟正黑體" w:eastAsia="微軟正黑體" w:hAnsi="微軟正黑體"/>
+                <w:sz w:val="20"/>
+                <w:szCs w:val="20"/>
+              </w:rPr>
+              <w:t xml:space="preserve"/>
+            </w:r>
+            <w:r>
+              <w:rPr>
+                <w:rFonts w:ascii="微軟正黑體" w:eastAsia="微軟正黑體" w:hAnsi="微軟正黑體"/>
+                <w:sz w:val="20"/>
+                <w:szCs w:val="20"/>
+              </w:rPr>
+              <w:br/>
+            </w:r>
+            <w:r>
+              <w:rPr>
+                <w:rFonts w:ascii="微軟正黑體" w:eastAsia="微軟正黑體" w:hAnsi="微軟正黑體"/>
+                <w:sz w:val="20"/>
+                <w:szCs w:val="20"/>
+              </w:rPr>
+              <w:t xml:space="preserve"/>
+            </w:r>
+            <w:r>
+              <w:rPr>
+                <w:rFonts w:ascii="微軟正黑體" w:eastAsia="微軟正黑體" w:hAnsi="微軟正黑體"/>
+                <w:sz w:val="20"/>
+                <w:szCs w:val="20"/>
+              </w:rPr>
+              <w:br/>
+            </w:r>
+            <w:r>
+              <w:rPr>
+                <w:rFonts w:ascii="微軟正黑體" w:eastAsia="微軟正黑體" w:hAnsi="微軟正黑體"/>
+                <w:sz w:val="20"/>
+                <w:szCs w:val="20"/>
+              </w:rPr>
+              <w:t xml:space="preserve"/>
+            </w:r>
+            <w:r>
+              <w:rPr>
+                <w:rFonts w:ascii="微軟正黑體" w:eastAsia="微軟正黑體" w:hAnsi="微軟正黑體"/>
+                <w:sz w:val="20"/>
+                <w:szCs w:val="20"/>
+              </w:rPr>
+              <w:br/>
+            </w:r>
+            <w:r>
+              <w:rPr>
+                <w:rFonts w:ascii="微軟正黑體" w:eastAsia="微軟正黑體" w:hAnsi="微軟正黑體"/>
+                <w:sz w:val="20"/>
+                <w:szCs w:val="20"/>
+              </w:rPr>
+              <w:t xml:space="preserve"/>
+            </w:r>
+          </w:p>
+        </w:tc>
+        <w:tc>
+          <w:tcPr>
+            <w:tcW w:w="3490" w:type="dxa"/>
+            <w:gridSpan w:val="2"/>
+            <w:vAlign w:val="center"/>
+          </w:tcPr>
+          <w:p>
+            <w:pPr>
+              <w:spacing w:after="60" w:line="276" w:lineRule="auto"/>
+            </w:pPr>
+            <w:r>
+              <w:rPr>
+                <w:rFonts w:ascii="微軟正黑體" w:eastAsia="微軟正黑體" w:hAnsi="微軟正黑體"/>
+                <w:sz w:val="20"/>
+                <w:szCs w:val="20"/>
+              </w:rPr>
+              <w:t xml:space="preserve"/>
+            </w:r>
+            <w:r>
+              <w:rPr>
+                <w:rFonts w:ascii="微軟正黑體" w:eastAsia="微軟正黑體" w:hAnsi="微軟正黑體"/>
+                <w:sz w:val="20"/>
+                <w:szCs w:val="20"/>
+              </w:rPr>
+              <w:br/>
+            </w:r>
+            <w:r>
+              <w:rPr>
+                <w:rFonts w:ascii="微軟正黑體" w:eastAsia="微軟正黑體" w:hAnsi="微軟正黑體"/>
+                <w:sz w:val="20"/>
+                <w:szCs w:val="20"/>
+              </w:rPr>
+              <w:t xml:space="preserve"/>
+            </w:r>
+            <w:r>
+              <w:rPr>
+                <w:rFonts w:ascii="微軟正黑體" w:eastAsia="微軟正黑體" w:hAnsi="微軟正黑體"/>
+                <w:sz w:val="20"/>
+                <w:szCs w:val="20"/>
+              </w:rPr>
+              <w:br/>
+            </w:r>
+            <w:r>
+              <w:rPr>
+                <w:rFonts w:ascii="微軟正黑體" w:eastAsia="微軟正黑體" w:hAnsi="微軟正黑體"/>
+                <w:sz w:val="20"/>
+                <w:szCs w:val="20"/>
+              </w:rPr>
+              <w:t xml:space="preserve"/>
+            </w:r>
+            <w:r>
+              <w:rPr>
+                <w:rFonts w:ascii="微軟正黑體" w:eastAsia="微軟正黑體" w:hAnsi="微軟正黑體"/>
+                <w:sz w:val="20"/>
+                <w:szCs w:val="20"/>
+              </w:rPr>
+              <w:br/>
+            </w:r>
+            <w:r>
+              <w:rPr>
+                <w:rFonts w:ascii="微軟正黑體" w:eastAsia="微軟正黑體" w:hAnsi="微軟正黑體"/>
+                <w:sz w:val="20"/>
+                <w:szCs w:val="20"/>
+              </w:rPr>
+              <w:t xml:space="preserve"/>
+            </w:r>
+          </w:p>
+        </w:tc>
+        <w:tc>
+          <w:tcPr>
+            <w:tcW w:w="3490" w:type="dxa"/>
+            <w:gridSpan w:val="2"/>
+            <w:vAlign w:val="center"/>
+          </w:tcPr>
+          <w:p>
+            <w:pPr>
+              <w:spacing w:after="60" w:line="276" w:lineRule="auto"/>
+            </w:pPr>
+            <w:r>
+              <w:rPr>
+                <w:rFonts w:ascii="微軟正黑體" w:eastAsia="微軟正黑體" w:hAnsi="微軟正黑體"/>
+                <w:sz w:val="20"/>
+                <w:szCs w:val="20"/>
+              </w:rPr>
+              <w:t xml:space="preserve"/>
+            </w:r>
+            <w:r>
+              <w:rPr>
+                <w:rFonts w:ascii="微軟正黑體" w:eastAsia="微軟正黑體" w:hAnsi="微軟正黑體"/>
+                <w:sz w:val="20"/>
+                <w:szCs w:val="20"/>
+              </w:rPr>
+              <w:br/>
+            </w:r>
+            <w:r>
+              <w:rPr>
+                <w:rFonts w:ascii="微軟正黑體" w:eastAsia="微軟正黑體" w:hAnsi="微軟正黑體"/>
+                <w:sz w:val="20"/>
+                <w:szCs w:val="20"/>
+              </w:rPr>
+              <w:t xml:space="preserve"/>
+            </w:r>
+            <w:r>
+              <w:rPr>
+                <w:rFonts w:ascii="微軟正黑體" w:eastAsia="微軟正黑體" w:hAnsi="微軟正黑體"/>
+                <w:sz w:val="20"/>
+                <w:szCs w:val="20"/>
+              </w:rPr>
+              <w:br/>
+            </w:r>
+            <w:r>
+              <w:rPr>
+                <w:rFonts w:ascii="微軟正黑體" w:eastAsia="微軟正黑體" w:hAnsi="微軟正黑體"/>
+                <w:sz w:val="20"/>
+                <w:szCs w:val="20"/>
+              </w:rPr>
+              <w:t xml:space="preserve"/>
+            </w:r>
+            <w:r>
+              <w:rPr>
+                <w:rFonts w:ascii="微軟正黑體" w:eastAsia="微軟正黑體" w:hAnsi="微軟正黑體"/>
+                <w:sz w:val="20"/>
+                <w:szCs w:val="20"/>
+              </w:rPr>
+              <w:br/>
+            </w:r>
+            <w:r>
+              <w:rPr>
+                <w:rFonts w:ascii="微軟正黑體" w:eastAsia="微軟正黑體" w:hAnsi="微軟正黑體"/>
+                <w:sz w:val="20"/>
+                <w:szCs w:val="20"/>
+              </w:rPr>
+              <w:t xml:space="preserve"/>
+            </w:r>
+          </w:p>
+        </w:tc>
+      </w:tr>
+      <w:tr>
+        <w:tc>
+          <w:tcPr>
+            <w:tcW w:w="1000" w:type="dxa"/>
+            <w:shd w:val="clear" w:color="auto" w:fill="F5F5F5"/>
+            <w:vAlign w:val="center"/>
+          </w:tcPr>
+          <w:p>
+            <w:pPr>
+              <w:jc w:val="center"/>
+              <w:spacing w:after="60" w:line="276" w:lineRule="auto"/>
+            </w:pPr>
+            <w:r>
+              <w:rPr>
+                <w:rFonts w:ascii="微軟正黑體" w:eastAsia="微軟正黑體" w:hAnsi="微軟正黑體"/>
+                <w:sz w:val="18"/>
+                <w:szCs w:val="18"/>
+              </w:rPr>
+              <w:t xml:space="preserve">CAD尺寸:</w:t>
+            </w:r>
+          </w:p>
+        </w:tc>
+        <w:tc>
+          <w:tcPr>
+            <w:tcW w:w="2490" w:type="dxa"/>
+            <w:vAlign w:val="center"/>
+          </w:tcPr>
+          <w:p>
+            <w:pPr>
+              <w:spacing w:after="60" w:line="276" w:lineRule="auto"/>
+            </w:pPr>
+            <w:r>
+              <w:rPr>
+                <w:rFonts w:ascii="微軟正黑體" w:eastAsia="微軟正黑體" w:hAnsi="微軟正黑體"/>
+                <w:sz w:val="18"/>
+                <w:szCs w:val="18"/>
+              </w:rPr>
+              <w:t xml:space="preserve">　 mm</w:t>
+            </w:r>
+          </w:p>
+        </w:tc>
+        <w:tc>
+          <w:tcPr>
+            <w:tcW w:w="1000" w:type="dxa"/>
+            <w:shd w:val="clear" w:color="auto" w:fill="F5F5F5"/>
+            <w:vAlign w:val="center"/>
+          </w:tcPr>
+          <w:p>
+            <w:pPr>
+              <w:jc w:val="center"/>
+              <w:spacing w:after="60" w:line="276" w:lineRule="auto"/>
+            </w:pPr>
+            <w:r>
+              <w:rPr>
+                <w:rFonts w:ascii="微軟正黑體" w:eastAsia="微軟正黑體" w:hAnsi="微軟正黑體"/>
+                <w:sz w:val="18"/>
+                <w:szCs w:val="18"/>
+              </w:rPr>
+              <w:t xml:space="preserve">CAD尺寸:</w:t>
+            </w:r>
+          </w:p>
+        </w:tc>
+        <w:tc>
+          <w:tcPr>
+            <w:tcW w:w="2490" w:type="dxa"/>
+            <w:vAlign w:val="center"/>
+          </w:tcPr>
+          <w:p>
+            <w:pPr>
+              <w:spacing w:after="60" w:line="276" w:lineRule="auto"/>
+            </w:pPr>
+            <w:r>
+              <w:rPr>
+                <w:rFonts w:ascii="微軟正黑體" w:eastAsia="微軟正黑體" w:hAnsi="微軟正黑體"/>
+                <w:sz w:val="18"/>
+                <w:szCs w:val="18"/>
+              </w:rPr>
+              <w:t xml:space="preserve">　 mm</w:t>
+            </w:r>
+          </w:p>
+        </w:tc>
+        <w:tc>
+          <w:tcPr>
+            <w:tcW w:w="1000" w:type="dxa"/>
+            <w:shd w:val="clear" w:color="auto" w:fill="F5F5F5"/>
+            <w:vAlign w:val="center"/>
+          </w:tcPr>
+          <w:p>
+            <w:pPr>
+              <w:jc w:val="center"/>
+              <w:spacing w:after="60" w:line="276" w:lineRule="auto"/>
+            </w:pPr>
+            <w:r>
+              <w:rPr>
+                <w:rFonts w:ascii="微軟正黑體" w:eastAsia="微軟正黑體" w:hAnsi="微軟正黑體"/>
+                <w:sz w:val="18"/>
+                <w:szCs w:val="18"/>
+              </w:rPr>
+              <w:t xml:space="preserve">CAD尺寸:</w:t>
+            </w:r>
+          </w:p>
+        </w:tc>
+        <w:tc>
+          <w:tcPr>
+            <w:tcW w:w="2490" w:type="dxa"/>
+            <w:vAlign w:val="center"/>
+          </w:tcPr>
+          <w:p>
+            <w:pPr>
+              <w:spacing w:after="60" w:line="276" w:lineRule="auto"/>
+            </w:pPr>
+            <w:r>
+              <w:rPr>
+                <w:rFonts w:ascii="微軟正黑體" w:eastAsia="微軟正黑體" w:hAnsi="微軟正黑體"/>
+                <w:sz w:val="18"/>
+                <w:szCs w:val="18"/>
+              </w:rPr>
+              <w:t xml:space="preserve">　 mm</w:t>
+            </w:r>
+          </w:p>
+        </w:tc>
+      </w:tr>
+      <w:tr>
+        <w:tc>
+          <w:tcPr>
+            <w:tcW w:w="1000" w:type="dxa"/>
+            <w:shd w:val="clear" w:color="auto" w:fill="F5F5F5"/>
+            <w:vAlign w:val="center"/>
+          </w:tcPr>
+          <w:p>
+            <w:pPr>
+              <w:jc w:val="center"/>
+              <w:spacing w:after="60" w:line="276" w:lineRule="auto"/>
+            </w:pPr>
+            <w:r>
+              <w:rPr>
+                <w:rFonts w:ascii="微軟正黑體" w:eastAsia="微軟正黑體" w:hAnsi="微軟正黑體"/>
+                <w:sz w:val="18"/>
+                <w:szCs w:val="18"/>
+              </w:rPr>
+              <w:t xml:space="preserve">誤差值:</w:t>
+            </w:r>
+          </w:p>
+        </w:tc>
+        <w:tc>
+          <w:tcPr>
+            <w:tcW w:w="2490" w:type="dxa"/>
+            <w:vAlign w:val="center"/>
+          </w:tcPr>
+          <w:p>
+            <w:pPr>
+              <w:spacing w:after="60" w:line="276" w:lineRule="auto"/>
+            </w:pPr>
+            <w:r>
+              <w:rPr>
+                <w:rFonts w:ascii="微軟正黑體" w:eastAsia="微軟正黑體" w:hAnsi="微軟正黑體"/>
+                <w:sz w:val="18"/>
+                <w:szCs w:val="18"/>
+              </w:rPr>
+              <w:t xml:space="preserve">　 mm</w:t>
+            </w:r>
+          </w:p>
+        </w:tc>
+        <w:tc>
+          <w:tcPr>
+            <w:tcW w:w="1000" w:type="dxa"/>
+            <w:shd w:val="clear" w:color="auto" w:fill="F5F5F5"/>
+            <w:vAlign w:val="center"/>
+          </w:tcPr>
+          <w:p>
+            <w:pPr>
+              <w:jc w:val="center"/>
+              <w:spacing w:after="60" w:line="276" w:lineRule="auto"/>
+            </w:pPr>
+            <w:r>
+              <w:rPr>
+                <w:rFonts w:ascii="微軟正黑體" w:eastAsia="微軟正黑體" w:hAnsi="微軟正黑體"/>
+                <w:sz w:val="18"/>
+                <w:szCs w:val="18"/>
+              </w:rPr>
+              <w:t xml:space="preserve">誤差值:</w:t>
+            </w:r>
+          </w:p>
+        </w:tc>
+        <w:tc>
+          <w:tcPr>
+            <w:tcW w:w="2490" w:type="dxa"/>
+            <w:vAlign w:val="center"/>
+          </w:tcPr>
+          <w:p>
+            <w:pPr>
+              <w:spacing w:after="60" w:line="276" w:lineRule="auto"/>
+            </w:pPr>
+            <w:r>
+              <w:rPr>
+                <w:rFonts w:ascii="微軟正黑體" w:eastAsia="微軟正黑體" w:hAnsi="微軟正黑體"/>
+                <w:sz w:val="18"/>
+                <w:szCs w:val="18"/>
+              </w:rPr>
+              <w:t xml:space="preserve">　 mm</w:t>
+            </w:r>
+          </w:p>
+        </w:tc>
+        <w:tc>
+          <w:tcPr>
+            <w:tcW w:w="1000" w:type="dxa"/>
+            <w:shd w:val="clear" w:color="auto" w:fill="F5F5F5"/>
+            <w:vAlign w:val="center"/>
+          </w:tcPr>
+          <w:p>
+            <w:pPr>
+              <w:jc w:val="center"/>
+              <w:spacing w:after="60" w:line="276" w:lineRule="auto"/>
+            </w:pPr>
+            <w:r>
+              <w:rPr>
+                <w:rFonts w:ascii="微軟正黑體" w:eastAsia="微軟正黑體" w:hAnsi="微軟正黑體"/>
+                <w:sz w:val="18"/>
+                <w:szCs w:val="18"/>
+              </w:rPr>
+              <w:t xml:space="preserve">誤差值:</w:t>
+            </w:r>
+          </w:p>
+        </w:tc>
+        <w:tc>
+          <w:tcPr>
+            <w:tcW w:w="2490" w:type="dxa"/>
+            <w:vAlign w:val="center"/>
+          </w:tcPr>
+          <w:p>
+            <w:pPr>
+              <w:spacing w:after="60" w:line="276" w:lineRule="auto"/>
+            </w:pPr>
+            <w:r>
+              <w:rPr>
+                <w:rFonts w:ascii="微軟正黑體" w:eastAsia="微軟正黑體" w:hAnsi="微軟正黑體"/>
+                <w:sz w:val="18"/>
+                <w:szCs w:val="18"/>
+              </w:rPr>
+              <w:t xml:space="preserve">　 mm</w:t>
             </w:r>
           </w:p>
         </w:tc>
@@ -1199,7 +2287,7 @@
     </w:p>
     <w:tbl>
       <w:tblPr>
-        <w:tblW w:w="10460" w:type="dxa"/>
+        <w:tblW w:w="10468" w:type="dxa"/>
         <w:tblBorders>
           <w:top w:val="single" w:sz="6" w:space="0" w:color="000000"/>
           <w:left w:val="single" w:sz="6" w:space="0" w:color="000000"/>
@@ -1211,15 +2299,15 @@
         <w:tblLayout w:type="fixed"/>
       </w:tblPr>
       <w:tblGrid>
-        <w:gridCol w:w="2615"/>
-        <w:gridCol w:w="2615"/>
-        <w:gridCol w:w="2615"/>
-        <w:gridCol w:w="2615"/>
+        <w:gridCol w:w="2617"/>
+        <w:gridCol w:w="2617"/>
+        <w:gridCol w:w="2617"/>
+        <w:gridCol w:w="2617"/>
       </w:tblGrid>
       <w:tr>
         <w:tc>
           <w:tcPr>
-            <w:tcW w:w="2615" w:type="dxa"/>
+            <w:tcW w:w="2617" w:type="dxa"/>
             <w:shd w:val="clear" w:color="auto" w:fill="EFEFEF"/>
             <w:vAlign w:val="center"/>
           </w:tcPr>
@@ -1241,7 +2329,7 @@
         </w:tc>
         <w:tc>
           <w:tcPr>
-            <w:tcW w:w="2615" w:type="dxa"/>
+            <w:tcW w:w="2617" w:type="dxa"/>
             <w:shd w:val="clear" w:color="auto" w:fill="EFEFEF"/>
             <w:vAlign w:val="center"/>
           </w:tcPr>
@@ -1263,7 +2351,7 @@
         </w:tc>
         <w:tc>
           <w:tcPr>
-            <w:tcW w:w="2615" w:type="dxa"/>
+            <w:tcW w:w="2617" w:type="dxa"/>
             <w:shd w:val="clear" w:color="auto" w:fill="EFEFEF"/>
             <w:vAlign w:val="center"/>
           </w:tcPr>
@@ -1285,7 +2373,7 @@
         </w:tc>
         <w:tc>
           <w:tcPr>
-            <w:tcW w:w="2615" w:type="dxa"/>
+            <w:tcW w:w="2617" w:type="dxa"/>
             <w:shd w:val="clear" w:color="auto" w:fill="EFEFEF"/>
             <w:vAlign w:val="center"/>
           </w:tcPr>
@@ -1309,7 +2397,7 @@
       <w:tr>
         <w:tc>
           <w:tcPr>
-            <w:tcW w:w="2615" w:type="dxa"/>
+            <w:tcW w:w="2617" w:type="dxa"/>
             <w:vAlign w:val="center"/>
           </w:tcPr>
           <w:p>
@@ -1360,7 +2448,7 @@
         </w:tc>
         <w:tc>
           <w:tcPr>
-            <w:tcW w:w="2615" w:type="dxa"/>
+            <w:tcW w:w="2617" w:type="dxa"/>
             <w:vAlign w:val="center"/>
           </w:tcPr>
           <w:p>
@@ -1411,7 +2499,7 @@
         </w:tc>
         <w:tc>
           <w:tcPr>
-            <w:tcW w:w="2615" w:type="dxa"/>
+            <w:tcW w:w="2617" w:type="dxa"/>
             <w:vAlign w:val="center"/>
           </w:tcPr>
           <w:p>
@@ -1462,7 +2550,7 @@
         </w:tc>
         <w:tc>
           <w:tcPr>
-            <w:tcW w:w="2615" w:type="dxa"/>
+            <w:tcW w:w="2617" w:type="dxa"/>
             <w:vAlign w:val="center"/>
           </w:tcPr>
           <w:p>
